--- a/docs/reference-forms/output/TAI-FORM-GOV-05-blank.docx
+++ b/docs/reference-forms/output/TAI-FORM-GOV-05-blank.docx
@@ -51,7 +51,7 @@
                 <w:sz w:val="32"/>
                 <w:szCs w:val="32"/>
               </w:rPr>
-              <w:t xml:space="preserve">안전보건 경영 자체평가표</w:t>
+              <w:t xml:space="preserve">관리감독자 업무수행 평가표</w:t>
             </w:r>
           </w:p>
         </w:tc>
@@ -146,7 +146,7 @@
                 <w:sz w:val="20"/>
                 <w:szCs w:val="20"/>
               </w:rPr>
-              <w:t xml:space="preserve">평가년도: </w:t>
+              <w:t xml:space="preserve">평가 기간: </w:t>
             </w:r>
           </w:p>
         </w:tc>
@@ -183,39 +183,39 @@
                 <w:sz w:val="20"/>
                 <w:szCs w:val="20"/>
               </w:rPr>
+              <w:t xml:space="preserve">피평가자: </w:t>
+            </w:r>
+          </w:p>
+        </w:tc>
+        <w:tc>
+          <w:tcPr>
+            <w:tcW w:type="dxa" w:w="4819"/>
+            <w:tcBorders>
+              <w:top w:val="single" w:color="000000" w:sz="4"/>
+              <w:left w:val="single" w:color="000000" w:sz="4"/>
+              <w:bottom w:val="single" w:color="000000" w:sz="4"/>
+              <w:right w:val="single" w:color="000000" w:sz="4"/>
+            </w:tcBorders>
+            <w:shd w:fill="ffffff" w:color="auto" w:val="clear"/>
+            <w:tcMar>
+              <w:top w:type="dxa" w:w="170"/>
+              <w:left w:type="dxa" w:w="170"/>
+              <w:bottom w:type="dxa" w:w="170"/>
+              <w:right w:type="dxa" w:w="170"/>
+            </w:tcMar>
+            <w:vAlign w:val="center"/>
+          </w:tcPr>
+          <w:p>
+            <w:pPr>
+              <w:jc w:val="left"/>
+            </w:pPr>
+            <w:r>
+              <w:rPr>
+                <w:rFonts w:ascii="NanumGothic" w:cs="NanumGothic" w:eastAsia="NanumGothic" w:hAnsi="NanumGothic"/>
+                <w:sz w:val="20"/>
+                <w:szCs w:val="20"/>
+              </w:rPr>
               <w:t xml:space="preserve">평가자: </w:t>
-            </w:r>
-          </w:p>
-        </w:tc>
-        <w:tc>
-          <w:tcPr>
-            <w:tcW w:type="dxa" w:w="4819"/>
-            <w:tcBorders>
-              <w:top w:val="single" w:color="000000" w:sz="4"/>
-              <w:left w:val="single" w:color="000000" w:sz="4"/>
-              <w:bottom w:val="single" w:color="000000" w:sz="4"/>
-              <w:right w:val="single" w:color="000000" w:sz="4"/>
-            </w:tcBorders>
-            <w:shd w:fill="ffffff" w:color="auto" w:val="clear"/>
-            <w:tcMar>
-              <w:top w:type="dxa" w:w="170"/>
-              <w:left w:type="dxa" w:w="170"/>
-              <w:bottom w:type="dxa" w:w="170"/>
-              <w:right w:type="dxa" w:w="170"/>
-            </w:tcMar>
-            <w:vAlign w:val="center"/>
-          </w:tcPr>
-          <w:p>
-            <w:pPr>
-              <w:jc w:val="left"/>
-            </w:pPr>
-            <w:r>
-              <w:rPr>
-                <w:rFonts w:ascii="NanumGothic" w:cs="NanumGothic" w:eastAsia="NanumGothic" w:hAnsi="NanumGothic"/>
-                <w:sz w:val="20"/>
-                <w:szCs w:val="20"/>
-              </w:rPr>
-              <w:t xml:space="preserve"/>
             </w:r>
           </w:p>
         </w:tc>
@@ -231,7 +231,7 @@
     </w:p>
     <w:tbl>
       <w:tblPr>
-        <w:tblW w:type="dxa" w:w="9635"/>
+        <w:tblW w:type="dxa" w:w="9634"/>
         <w:tblBorders>
           <w:top w:val="single" w:color="auto" w:sz="4"/>
           <w:left w:val="single" w:color="auto" w:sz="4"/>
@@ -244,9 +244,10 @@
       </w:tblPr>
       <w:tblGrid>
         <w:gridCol w:w="566"/>
-        <w:gridCol w:w="3968"/>
-        <w:gridCol w:w="3174"/>
-        <w:gridCol w:w="1927"/>
+        <w:gridCol w:w="3401"/>
+        <w:gridCol w:w="2607"/>
+        <w:gridCol w:w="1700"/>
+        <w:gridCol w:w="1360"/>
       </w:tblGrid>
       <w:tr>
         <w:trPr>
@@ -289,7 +290,7 @@
         </w:tc>
         <w:tc>
           <w:tcPr>
-            <w:tcW w:type="dxa" w:w="3968"/>
+            <w:tcW w:type="dxa" w:w="3401"/>
             <w:tcBorders>
               <w:top w:val="single" w:color="000000" w:sz="4"/>
               <w:left w:val="single" w:color="000000" w:sz="4"/>
@@ -317,13 +318,13 @@
                 <w:sz w:val="20"/>
                 <w:szCs w:val="20"/>
               </w:rPr>
-              <w:t xml:space="preserve">평가 항목</w:t>
-            </w:r>
-          </w:p>
-        </w:tc>
-        <w:tc>
-          <w:tcPr>
-            <w:tcW w:type="dxa" w:w="3174"/>
+              <w:t xml:space="preserve">직무 기준</w:t>
+            </w:r>
+          </w:p>
+        </w:tc>
+        <w:tc>
+          <w:tcPr>
+            <w:tcW w:type="dxa" w:w="2607"/>
             <w:tcBorders>
               <w:top w:val="single" w:color="000000" w:sz="4"/>
               <w:left w:val="single" w:color="000000" w:sz="4"/>
@@ -351,13 +352,13 @@
                 <w:sz w:val="20"/>
                 <w:szCs w:val="20"/>
               </w:rPr>
-              <w:t xml:space="preserve">평가 기준</w:t>
-            </w:r>
-          </w:p>
-        </w:tc>
-        <w:tc>
-          <w:tcPr>
-            <w:tcW w:type="dxa" w:w="1927"/>
+              <w:t xml:space="preserve">증거/이행 내용(입력)</w:t>
+            </w:r>
+          </w:p>
+        </w:tc>
+        <w:tc>
+          <w:tcPr>
+            <w:tcW w:type="dxa" w:w="1700"/>
             <w:tcBorders>
               <w:top w:val="single" w:color="000000" w:sz="4"/>
               <w:left w:val="single" w:color="000000" w:sz="4"/>
@@ -385,7 +386,41 @@
                 <w:sz w:val="20"/>
                 <w:szCs w:val="20"/>
               </w:rPr>
-              <w:t xml:space="preserve">평가 점수/등급(입력)</w:t>
+              <w:t xml:space="preserve">평가 결과(입력)</w:t>
+            </w:r>
+          </w:p>
+        </w:tc>
+        <w:tc>
+          <w:tcPr>
+            <w:tcW w:type="dxa" w:w="1360"/>
+            <w:tcBorders>
+              <w:top w:val="single" w:color="000000" w:sz="4"/>
+              <w:left w:val="single" w:color="000000" w:sz="4"/>
+              <w:bottom w:val="single" w:color="000000" w:sz="4"/>
+              <w:right w:val="single" w:color="000000" w:sz="4"/>
+            </w:tcBorders>
+            <w:shd w:fill="E8E8E8" w:color="auto" w:val="clear"/>
+            <w:tcMar>
+              <w:top w:type="dxa" w:w="170"/>
+              <w:left w:type="dxa" w:w="170"/>
+              <w:bottom w:type="dxa" w:w="170"/>
+              <w:right w:type="dxa" w:w="170"/>
+            </w:tcMar>
+            <w:vAlign w:val="center"/>
+          </w:tcPr>
+          <w:p>
+            <w:pPr>
+              <w:jc w:val="center"/>
+            </w:pPr>
+            <w:r>
+              <w:rPr>
+                <w:rFonts w:ascii="NanumGothic" w:cs="NanumGothic" w:eastAsia="NanumGothic" w:hAnsi="NanumGothic"/>
+                <w:b/>
+                <w:bCs/>
+                <w:sz w:val="20"/>
+                <w:szCs w:val="20"/>
+              </w:rPr>
+              <w:t xml:space="preserve">피드백(입력)</w:t>
             </w:r>
           </w:p>
         </w:tc>
@@ -428,7 +463,7 @@
         </w:tc>
         <w:tc>
           <w:tcPr>
-            <w:tcW w:type="dxa" w:w="3968"/>
+            <w:tcW w:type="dxa" w:w="3401"/>
             <w:tcBorders>
               <w:top w:val="single" w:color="000000" w:sz="4"/>
               <w:left w:val="single" w:color="000000" w:sz="4"/>
@@ -460,7 +495,7 @@
         </w:tc>
         <w:tc>
           <w:tcPr>
-            <w:tcW w:type="dxa" w:w="3174"/>
+            <w:tcW w:type="dxa" w:w="2607"/>
             <w:tcBorders>
               <w:top w:val="single" w:color="000000" w:sz="4"/>
               <w:left w:val="single" w:color="000000" w:sz="4"/>
@@ -492,7 +527,39 @@
         </w:tc>
         <w:tc>
           <w:tcPr>
-            <w:tcW w:type="dxa" w:w="1927"/>
+            <w:tcW w:type="dxa" w:w="1700"/>
+            <w:tcBorders>
+              <w:top w:val="single" w:color="000000" w:sz="4"/>
+              <w:left w:val="single" w:color="000000" w:sz="4"/>
+              <w:bottom w:val="single" w:color="000000" w:sz="4"/>
+              <w:right w:val="single" w:color="000000" w:sz="4"/>
+            </w:tcBorders>
+            <w:shd w:fill="ffffff" w:color="auto" w:val="clear"/>
+            <w:tcMar>
+              <w:top w:type="dxa" w:w="170"/>
+              <w:left w:type="dxa" w:w="170"/>
+              <w:bottom w:type="dxa" w:w="170"/>
+              <w:right w:type="dxa" w:w="170"/>
+            </w:tcMar>
+            <w:vAlign w:val="center"/>
+          </w:tcPr>
+          <w:p>
+            <w:pPr>
+              <w:jc w:val="left"/>
+            </w:pPr>
+            <w:r>
+              <w:rPr>
+                <w:rFonts w:ascii="NanumGothic" w:cs="NanumGothic" w:eastAsia="NanumGothic" w:hAnsi="NanumGothic"/>
+                <w:sz w:val="20"/>
+                <w:szCs w:val="20"/>
+              </w:rPr>
+              <w:t xml:space="preserve"/>
+            </w:r>
+          </w:p>
+        </w:tc>
+        <w:tc>
+          <w:tcPr>
+            <w:tcW w:type="dxa" w:w="1360"/>
             <w:tcBorders>
               <w:top w:val="single" w:color="000000" w:sz="4"/>
               <w:left w:val="single" w:color="000000" w:sz="4"/>
@@ -561,7 +628,7 @@
         </w:tc>
         <w:tc>
           <w:tcPr>
-            <w:tcW w:type="dxa" w:w="3968"/>
+            <w:tcW w:type="dxa" w:w="3401"/>
             <w:tcBorders>
               <w:top w:val="single" w:color="000000" w:sz="4"/>
               <w:left w:val="single" w:color="000000" w:sz="4"/>
@@ -593,7 +660,7 @@
         </w:tc>
         <w:tc>
           <w:tcPr>
-            <w:tcW w:type="dxa" w:w="3174"/>
+            <w:tcW w:type="dxa" w:w="2607"/>
             <w:tcBorders>
               <w:top w:val="single" w:color="000000" w:sz="4"/>
               <w:left w:val="single" w:color="000000" w:sz="4"/>
@@ -625,7 +692,39 @@
         </w:tc>
         <w:tc>
           <w:tcPr>
-            <w:tcW w:type="dxa" w:w="1927"/>
+            <w:tcW w:type="dxa" w:w="1700"/>
+            <w:tcBorders>
+              <w:top w:val="single" w:color="000000" w:sz="4"/>
+              <w:left w:val="single" w:color="000000" w:sz="4"/>
+              <w:bottom w:val="single" w:color="000000" w:sz="4"/>
+              <w:right w:val="single" w:color="000000" w:sz="4"/>
+            </w:tcBorders>
+            <w:shd w:fill="F5F5F5" w:color="auto" w:val="clear"/>
+            <w:tcMar>
+              <w:top w:type="dxa" w:w="170"/>
+              <w:left w:type="dxa" w:w="170"/>
+              <w:bottom w:type="dxa" w:w="170"/>
+              <w:right w:type="dxa" w:w="170"/>
+            </w:tcMar>
+            <w:vAlign w:val="center"/>
+          </w:tcPr>
+          <w:p>
+            <w:pPr>
+              <w:jc w:val="left"/>
+            </w:pPr>
+            <w:r>
+              <w:rPr>
+                <w:rFonts w:ascii="NanumGothic" w:cs="NanumGothic" w:eastAsia="NanumGothic" w:hAnsi="NanumGothic"/>
+                <w:sz w:val="20"/>
+                <w:szCs w:val="20"/>
+              </w:rPr>
+              <w:t xml:space="preserve"/>
+            </w:r>
+          </w:p>
+        </w:tc>
+        <w:tc>
+          <w:tcPr>
+            <w:tcW w:type="dxa" w:w="1360"/>
             <w:tcBorders>
               <w:top w:val="single" w:color="000000" w:sz="4"/>
               <w:left w:val="single" w:color="000000" w:sz="4"/>
@@ -694,7 +793,7 @@
         </w:tc>
         <w:tc>
           <w:tcPr>
-            <w:tcW w:type="dxa" w:w="3968"/>
+            <w:tcW w:type="dxa" w:w="3401"/>
             <w:tcBorders>
               <w:top w:val="single" w:color="000000" w:sz="4"/>
               <w:left w:val="single" w:color="000000" w:sz="4"/>
@@ -726,7 +825,7 @@
         </w:tc>
         <w:tc>
           <w:tcPr>
-            <w:tcW w:type="dxa" w:w="3174"/>
+            <w:tcW w:type="dxa" w:w="2607"/>
             <w:tcBorders>
               <w:top w:val="single" w:color="000000" w:sz="4"/>
               <w:left w:val="single" w:color="000000" w:sz="4"/>
@@ -758,7 +857,39 @@
         </w:tc>
         <w:tc>
           <w:tcPr>
-            <w:tcW w:type="dxa" w:w="1927"/>
+            <w:tcW w:type="dxa" w:w="1700"/>
+            <w:tcBorders>
+              <w:top w:val="single" w:color="000000" w:sz="4"/>
+              <w:left w:val="single" w:color="000000" w:sz="4"/>
+              <w:bottom w:val="single" w:color="000000" w:sz="4"/>
+              <w:right w:val="single" w:color="000000" w:sz="4"/>
+            </w:tcBorders>
+            <w:shd w:fill="ffffff" w:color="auto" w:val="clear"/>
+            <w:tcMar>
+              <w:top w:type="dxa" w:w="170"/>
+              <w:left w:type="dxa" w:w="170"/>
+              <w:bottom w:type="dxa" w:w="170"/>
+              <w:right w:type="dxa" w:w="170"/>
+            </w:tcMar>
+            <w:vAlign w:val="center"/>
+          </w:tcPr>
+          <w:p>
+            <w:pPr>
+              <w:jc w:val="left"/>
+            </w:pPr>
+            <w:r>
+              <w:rPr>
+                <w:rFonts w:ascii="NanumGothic" w:cs="NanumGothic" w:eastAsia="NanumGothic" w:hAnsi="NanumGothic"/>
+                <w:sz w:val="20"/>
+                <w:szCs w:val="20"/>
+              </w:rPr>
+              <w:t xml:space="preserve"/>
+            </w:r>
+          </w:p>
+        </w:tc>
+        <w:tc>
+          <w:tcPr>
+            <w:tcW w:type="dxa" w:w="1360"/>
             <w:tcBorders>
               <w:top w:val="single" w:color="000000" w:sz="4"/>
               <w:left w:val="single" w:color="000000" w:sz="4"/>
@@ -827,7 +958,7 @@
         </w:tc>
         <w:tc>
           <w:tcPr>
-            <w:tcW w:type="dxa" w:w="3968"/>
+            <w:tcW w:type="dxa" w:w="3401"/>
             <w:tcBorders>
               <w:top w:val="single" w:color="000000" w:sz="4"/>
               <w:left w:val="single" w:color="000000" w:sz="4"/>
@@ -859,7 +990,7 @@
         </w:tc>
         <w:tc>
           <w:tcPr>
-            <w:tcW w:type="dxa" w:w="3174"/>
+            <w:tcW w:type="dxa" w:w="2607"/>
             <w:tcBorders>
               <w:top w:val="single" w:color="000000" w:sz="4"/>
               <w:left w:val="single" w:color="000000" w:sz="4"/>
@@ -891,7 +1022,39 @@
         </w:tc>
         <w:tc>
           <w:tcPr>
-            <w:tcW w:type="dxa" w:w="1927"/>
+            <w:tcW w:type="dxa" w:w="1700"/>
+            <w:tcBorders>
+              <w:top w:val="single" w:color="000000" w:sz="4"/>
+              <w:left w:val="single" w:color="000000" w:sz="4"/>
+              <w:bottom w:val="single" w:color="000000" w:sz="4"/>
+              <w:right w:val="single" w:color="000000" w:sz="4"/>
+            </w:tcBorders>
+            <w:shd w:fill="F5F5F5" w:color="auto" w:val="clear"/>
+            <w:tcMar>
+              <w:top w:type="dxa" w:w="170"/>
+              <w:left w:type="dxa" w:w="170"/>
+              <w:bottom w:type="dxa" w:w="170"/>
+              <w:right w:type="dxa" w:w="170"/>
+            </w:tcMar>
+            <w:vAlign w:val="center"/>
+          </w:tcPr>
+          <w:p>
+            <w:pPr>
+              <w:jc w:val="left"/>
+            </w:pPr>
+            <w:r>
+              <w:rPr>
+                <w:rFonts w:ascii="NanumGothic" w:cs="NanumGothic" w:eastAsia="NanumGothic" w:hAnsi="NanumGothic"/>
+                <w:sz w:val="20"/>
+                <w:szCs w:val="20"/>
+              </w:rPr>
+              <w:t xml:space="preserve"/>
+            </w:r>
+          </w:p>
+        </w:tc>
+        <w:tc>
+          <w:tcPr>
+            <w:tcW w:type="dxa" w:w="1360"/>
             <w:tcBorders>
               <w:top w:val="single" w:color="000000" w:sz="4"/>
               <w:left w:val="single" w:color="000000" w:sz="4"/>
@@ -960,7 +1123,7 @@
         </w:tc>
         <w:tc>
           <w:tcPr>
-            <w:tcW w:type="dxa" w:w="3968"/>
+            <w:tcW w:type="dxa" w:w="3401"/>
             <w:tcBorders>
               <w:top w:val="single" w:color="000000" w:sz="4"/>
               <w:left w:val="single" w:color="000000" w:sz="4"/>
@@ -992,7 +1155,7 @@
         </w:tc>
         <w:tc>
           <w:tcPr>
-            <w:tcW w:type="dxa" w:w="3174"/>
+            <w:tcW w:type="dxa" w:w="2607"/>
             <w:tcBorders>
               <w:top w:val="single" w:color="000000" w:sz="4"/>
               <w:left w:val="single" w:color="000000" w:sz="4"/>
@@ -1024,7 +1187,39 @@
         </w:tc>
         <w:tc>
           <w:tcPr>
-            <w:tcW w:type="dxa" w:w="1927"/>
+            <w:tcW w:type="dxa" w:w="1700"/>
+            <w:tcBorders>
+              <w:top w:val="single" w:color="000000" w:sz="4"/>
+              <w:left w:val="single" w:color="000000" w:sz="4"/>
+              <w:bottom w:val="single" w:color="000000" w:sz="4"/>
+              <w:right w:val="single" w:color="000000" w:sz="4"/>
+            </w:tcBorders>
+            <w:shd w:fill="ffffff" w:color="auto" w:val="clear"/>
+            <w:tcMar>
+              <w:top w:type="dxa" w:w="170"/>
+              <w:left w:type="dxa" w:w="170"/>
+              <w:bottom w:type="dxa" w:w="170"/>
+              <w:right w:type="dxa" w:w="170"/>
+            </w:tcMar>
+            <w:vAlign w:val="center"/>
+          </w:tcPr>
+          <w:p>
+            <w:pPr>
+              <w:jc w:val="left"/>
+            </w:pPr>
+            <w:r>
+              <w:rPr>
+                <w:rFonts w:ascii="NanumGothic" w:cs="NanumGothic" w:eastAsia="NanumGothic" w:hAnsi="NanumGothic"/>
+                <w:sz w:val="20"/>
+                <w:szCs w:val="20"/>
+              </w:rPr>
+              <w:t xml:space="preserve"/>
+            </w:r>
+          </w:p>
+        </w:tc>
+        <w:tc>
+          <w:tcPr>
+            <w:tcW w:type="dxa" w:w="1360"/>
             <w:tcBorders>
               <w:top w:val="single" w:color="000000" w:sz="4"/>
               <w:left w:val="single" w:color="000000" w:sz="4"/>
@@ -1093,7 +1288,7 @@
         </w:tc>
         <w:tc>
           <w:tcPr>
-            <w:tcW w:type="dxa" w:w="3968"/>
+            <w:tcW w:type="dxa" w:w="3401"/>
             <w:tcBorders>
               <w:top w:val="single" w:color="000000" w:sz="4"/>
               <w:left w:val="single" w:color="000000" w:sz="4"/>
@@ -1125,7 +1320,7 @@
         </w:tc>
         <w:tc>
           <w:tcPr>
-            <w:tcW w:type="dxa" w:w="3174"/>
+            <w:tcW w:type="dxa" w:w="2607"/>
             <w:tcBorders>
               <w:top w:val="single" w:color="000000" w:sz="4"/>
               <w:left w:val="single" w:color="000000" w:sz="4"/>
@@ -1157,7 +1352,39 @@
         </w:tc>
         <w:tc>
           <w:tcPr>
-            <w:tcW w:type="dxa" w:w="1927"/>
+            <w:tcW w:type="dxa" w:w="1700"/>
+            <w:tcBorders>
+              <w:top w:val="single" w:color="000000" w:sz="4"/>
+              <w:left w:val="single" w:color="000000" w:sz="4"/>
+              <w:bottom w:val="single" w:color="000000" w:sz="4"/>
+              <w:right w:val="single" w:color="000000" w:sz="4"/>
+            </w:tcBorders>
+            <w:shd w:fill="F5F5F5" w:color="auto" w:val="clear"/>
+            <w:tcMar>
+              <w:top w:type="dxa" w:w="170"/>
+              <w:left w:type="dxa" w:w="170"/>
+              <w:bottom w:type="dxa" w:w="170"/>
+              <w:right w:type="dxa" w:w="170"/>
+            </w:tcMar>
+            <w:vAlign w:val="center"/>
+          </w:tcPr>
+          <w:p>
+            <w:pPr>
+              <w:jc w:val="left"/>
+            </w:pPr>
+            <w:r>
+              <w:rPr>
+                <w:rFonts w:ascii="NanumGothic" w:cs="NanumGothic" w:eastAsia="NanumGothic" w:hAnsi="NanumGothic"/>
+                <w:sz w:val="20"/>
+                <w:szCs w:val="20"/>
+              </w:rPr>
+              <w:t xml:space="preserve"/>
+            </w:r>
+          </w:p>
+        </w:tc>
+        <w:tc>
+          <w:tcPr>
+            <w:tcW w:type="dxa" w:w="1360"/>
             <w:tcBorders>
               <w:top w:val="single" w:color="000000" w:sz="4"/>
               <w:left w:val="single" w:color="000000" w:sz="4"/>
@@ -1226,7 +1453,7 @@
         </w:tc>
         <w:tc>
           <w:tcPr>
-            <w:tcW w:type="dxa" w:w="3968"/>
+            <w:tcW w:type="dxa" w:w="3401"/>
             <w:tcBorders>
               <w:top w:val="single" w:color="000000" w:sz="4"/>
               <w:left w:val="single" w:color="000000" w:sz="4"/>
@@ -1258,7 +1485,7 @@
         </w:tc>
         <w:tc>
           <w:tcPr>
-            <w:tcW w:type="dxa" w:w="3174"/>
+            <w:tcW w:type="dxa" w:w="2607"/>
             <w:tcBorders>
               <w:top w:val="single" w:color="000000" w:sz="4"/>
               <w:left w:val="single" w:color="000000" w:sz="4"/>
@@ -1290,7 +1517,39 @@
         </w:tc>
         <w:tc>
           <w:tcPr>
-            <w:tcW w:type="dxa" w:w="1927"/>
+            <w:tcW w:type="dxa" w:w="1700"/>
+            <w:tcBorders>
+              <w:top w:val="single" w:color="000000" w:sz="4"/>
+              <w:left w:val="single" w:color="000000" w:sz="4"/>
+              <w:bottom w:val="single" w:color="000000" w:sz="4"/>
+              <w:right w:val="single" w:color="000000" w:sz="4"/>
+            </w:tcBorders>
+            <w:shd w:fill="ffffff" w:color="auto" w:val="clear"/>
+            <w:tcMar>
+              <w:top w:type="dxa" w:w="170"/>
+              <w:left w:type="dxa" w:w="170"/>
+              <w:bottom w:type="dxa" w:w="170"/>
+              <w:right w:type="dxa" w:w="170"/>
+            </w:tcMar>
+            <w:vAlign w:val="center"/>
+          </w:tcPr>
+          <w:p>
+            <w:pPr>
+              <w:jc w:val="left"/>
+            </w:pPr>
+            <w:r>
+              <w:rPr>
+                <w:rFonts w:ascii="NanumGothic" w:cs="NanumGothic" w:eastAsia="NanumGothic" w:hAnsi="NanumGothic"/>
+                <w:sz w:val="20"/>
+                <w:szCs w:val="20"/>
+              </w:rPr>
+              <w:t xml:space="preserve"/>
+            </w:r>
+          </w:p>
+        </w:tc>
+        <w:tc>
+          <w:tcPr>
+            <w:tcW w:type="dxa" w:w="1360"/>
             <w:tcBorders>
               <w:top w:val="single" w:color="000000" w:sz="4"/>
               <w:left w:val="single" w:color="000000" w:sz="4"/>
@@ -1359,7 +1618,7 @@
         </w:tc>
         <w:tc>
           <w:tcPr>
-            <w:tcW w:type="dxa" w:w="3968"/>
+            <w:tcW w:type="dxa" w:w="3401"/>
             <w:tcBorders>
               <w:top w:val="single" w:color="000000" w:sz="4"/>
               <w:left w:val="single" w:color="000000" w:sz="4"/>
@@ -1391,7 +1650,7 @@
         </w:tc>
         <w:tc>
           <w:tcPr>
-            <w:tcW w:type="dxa" w:w="3174"/>
+            <w:tcW w:type="dxa" w:w="2607"/>
             <w:tcBorders>
               <w:top w:val="single" w:color="000000" w:sz="4"/>
               <w:left w:val="single" w:color="000000" w:sz="4"/>
@@ -1423,7 +1682,39 @@
         </w:tc>
         <w:tc>
           <w:tcPr>
-            <w:tcW w:type="dxa" w:w="1927"/>
+            <w:tcW w:type="dxa" w:w="1700"/>
+            <w:tcBorders>
+              <w:top w:val="single" w:color="000000" w:sz="4"/>
+              <w:left w:val="single" w:color="000000" w:sz="4"/>
+              <w:bottom w:val="single" w:color="000000" w:sz="4"/>
+              <w:right w:val="single" w:color="000000" w:sz="4"/>
+            </w:tcBorders>
+            <w:shd w:fill="F5F5F5" w:color="auto" w:val="clear"/>
+            <w:tcMar>
+              <w:top w:type="dxa" w:w="170"/>
+              <w:left w:type="dxa" w:w="170"/>
+              <w:bottom w:type="dxa" w:w="170"/>
+              <w:right w:type="dxa" w:w="170"/>
+            </w:tcMar>
+            <w:vAlign w:val="center"/>
+          </w:tcPr>
+          <w:p>
+            <w:pPr>
+              <w:jc w:val="left"/>
+            </w:pPr>
+            <w:r>
+              <w:rPr>
+                <w:rFonts w:ascii="NanumGothic" w:cs="NanumGothic" w:eastAsia="NanumGothic" w:hAnsi="NanumGothic"/>
+                <w:sz w:val="20"/>
+                <w:szCs w:val="20"/>
+              </w:rPr>
+              <w:t xml:space="preserve"/>
+            </w:r>
+          </w:p>
+        </w:tc>
+        <w:tc>
+          <w:tcPr>
+            <w:tcW w:type="dxa" w:w="1360"/>
             <w:tcBorders>
               <w:top w:val="single" w:color="000000" w:sz="4"/>
               <w:left w:val="single" w:color="000000" w:sz="4"/>
@@ -1492,7 +1783,7 @@
         </w:tc>
         <w:tc>
           <w:tcPr>
-            <w:tcW w:type="dxa" w:w="3968"/>
+            <w:tcW w:type="dxa" w:w="3401"/>
             <w:tcBorders>
               <w:top w:val="single" w:color="000000" w:sz="4"/>
               <w:left w:val="single" w:color="000000" w:sz="4"/>
@@ -1524,7 +1815,7 @@
         </w:tc>
         <w:tc>
           <w:tcPr>
-            <w:tcW w:type="dxa" w:w="3174"/>
+            <w:tcW w:type="dxa" w:w="2607"/>
             <w:tcBorders>
               <w:top w:val="single" w:color="000000" w:sz="4"/>
               <w:left w:val="single" w:color="000000" w:sz="4"/>
@@ -1556,7 +1847,39 @@
         </w:tc>
         <w:tc>
           <w:tcPr>
-            <w:tcW w:type="dxa" w:w="1927"/>
+            <w:tcW w:type="dxa" w:w="1700"/>
+            <w:tcBorders>
+              <w:top w:val="single" w:color="000000" w:sz="4"/>
+              <w:left w:val="single" w:color="000000" w:sz="4"/>
+              <w:bottom w:val="single" w:color="000000" w:sz="4"/>
+              <w:right w:val="single" w:color="000000" w:sz="4"/>
+            </w:tcBorders>
+            <w:shd w:fill="ffffff" w:color="auto" w:val="clear"/>
+            <w:tcMar>
+              <w:top w:type="dxa" w:w="170"/>
+              <w:left w:type="dxa" w:w="170"/>
+              <w:bottom w:type="dxa" w:w="170"/>
+              <w:right w:type="dxa" w:w="170"/>
+            </w:tcMar>
+            <w:vAlign w:val="center"/>
+          </w:tcPr>
+          <w:p>
+            <w:pPr>
+              <w:jc w:val="left"/>
+            </w:pPr>
+            <w:r>
+              <w:rPr>
+                <w:rFonts w:ascii="NanumGothic" w:cs="NanumGothic" w:eastAsia="NanumGothic" w:hAnsi="NanumGothic"/>
+                <w:sz w:val="20"/>
+                <w:szCs w:val="20"/>
+              </w:rPr>
+              <w:t xml:space="preserve"/>
+            </w:r>
+          </w:p>
+        </w:tc>
+        <w:tc>
+          <w:tcPr>
+            <w:tcW w:type="dxa" w:w="1360"/>
             <w:tcBorders>
               <w:top w:val="single" w:color="000000" w:sz="4"/>
               <w:left w:val="single" w:color="000000" w:sz="4"/>
@@ -1625,7 +1948,7 @@
         </w:tc>
         <w:tc>
           <w:tcPr>
-            <w:tcW w:type="dxa" w:w="3968"/>
+            <w:tcW w:type="dxa" w:w="3401"/>
             <w:tcBorders>
               <w:top w:val="single" w:color="000000" w:sz="4"/>
               <w:left w:val="single" w:color="000000" w:sz="4"/>
@@ -1657,7 +1980,7 @@
         </w:tc>
         <w:tc>
           <w:tcPr>
-            <w:tcW w:type="dxa" w:w="3174"/>
+            <w:tcW w:type="dxa" w:w="2607"/>
             <w:tcBorders>
               <w:top w:val="single" w:color="000000" w:sz="4"/>
               <w:left w:val="single" w:color="000000" w:sz="4"/>
@@ -1689,7 +2012,39 @@
         </w:tc>
         <w:tc>
           <w:tcPr>
-            <w:tcW w:type="dxa" w:w="1927"/>
+            <w:tcW w:type="dxa" w:w="1700"/>
+            <w:tcBorders>
+              <w:top w:val="single" w:color="000000" w:sz="4"/>
+              <w:left w:val="single" w:color="000000" w:sz="4"/>
+              <w:bottom w:val="single" w:color="000000" w:sz="4"/>
+              <w:right w:val="single" w:color="000000" w:sz="4"/>
+            </w:tcBorders>
+            <w:shd w:fill="F5F5F5" w:color="auto" w:val="clear"/>
+            <w:tcMar>
+              <w:top w:type="dxa" w:w="170"/>
+              <w:left w:type="dxa" w:w="170"/>
+              <w:bottom w:type="dxa" w:w="170"/>
+              <w:right w:type="dxa" w:w="170"/>
+            </w:tcMar>
+            <w:vAlign w:val="center"/>
+          </w:tcPr>
+          <w:p>
+            <w:pPr>
+              <w:jc w:val="left"/>
+            </w:pPr>
+            <w:r>
+              <w:rPr>
+                <w:rFonts w:ascii="NanumGothic" w:cs="NanumGothic" w:eastAsia="NanumGothic" w:hAnsi="NanumGothic"/>
+                <w:sz w:val="20"/>
+                <w:szCs w:val="20"/>
+              </w:rPr>
+              <w:t xml:space="preserve"/>
+            </w:r>
+          </w:p>
+        </w:tc>
+        <w:tc>
+          <w:tcPr>
+            <w:tcW w:type="dxa" w:w="1360"/>
             <w:tcBorders>
               <w:top w:val="single" w:color="000000" w:sz="4"/>
               <w:left w:val="single" w:color="000000" w:sz="4"/>
@@ -1758,7 +2113,7 @@
         </w:tc>
         <w:tc>
           <w:tcPr>
-            <w:tcW w:type="dxa" w:w="3968"/>
+            <w:tcW w:type="dxa" w:w="3401"/>
             <w:tcBorders>
               <w:top w:val="single" w:color="000000" w:sz="4"/>
               <w:left w:val="single" w:color="000000" w:sz="4"/>
@@ -1790,7 +2145,7 @@
         </w:tc>
         <w:tc>
           <w:tcPr>
-            <w:tcW w:type="dxa" w:w="3174"/>
+            <w:tcW w:type="dxa" w:w="2607"/>
             <w:tcBorders>
               <w:top w:val="single" w:color="000000" w:sz="4"/>
               <w:left w:val="single" w:color="000000" w:sz="4"/>
@@ -1822,7 +2177,39 @@
         </w:tc>
         <w:tc>
           <w:tcPr>
-            <w:tcW w:type="dxa" w:w="1927"/>
+            <w:tcW w:type="dxa" w:w="1700"/>
+            <w:tcBorders>
+              <w:top w:val="single" w:color="000000" w:sz="4"/>
+              <w:left w:val="single" w:color="000000" w:sz="4"/>
+              <w:bottom w:val="single" w:color="000000" w:sz="4"/>
+              <w:right w:val="single" w:color="000000" w:sz="4"/>
+            </w:tcBorders>
+            <w:shd w:fill="ffffff" w:color="auto" w:val="clear"/>
+            <w:tcMar>
+              <w:top w:type="dxa" w:w="170"/>
+              <w:left w:type="dxa" w:w="170"/>
+              <w:bottom w:type="dxa" w:w="170"/>
+              <w:right w:type="dxa" w:w="170"/>
+            </w:tcMar>
+            <w:vAlign w:val="center"/>
+          </w:tcPr>
+          <w:p>
+            <w:pPr>
+              <w:jc w:val="left"/>
+            </w:pPr>
+            <w:r>
+              <w:rPr>
+                <w:rFonts w:ascii="NanumGothic" w:cs="NanumGothic" w:eastAsia="NanumGothic" w:hAnsi="NanumGothic"/>
+                <w:sz w:val="20"/>
+                <w:szCs w:val="20"/>
+              </w:rPr>
+              <w:t xml:space="preserve"/>
+            </w:r>
+          </w:p>
+        </w:tc>
+        <w:tc>
+          <w:tcPr>
+            <w:tcW w:type="dxa" w:w="1360"/>
             <w:tcBorders>
               <w:top w:val="single" w:color="000000" w:sz="4"/>
               <w:left w:val="single" w:color="000000" w:sz="4"/>
@@ -1891,7 +2278,7 @@
         </w:tc>
         <w:tc>
           <w:tcPr>
-            <w:tcW w:type="dxa" w:w="3968"/>
+            <w:tcW w:type="dxa" w:w="3401"/>
             <w:tcBorders>
               <w:top w:val="single" w:color="000000" w:sz="4"/>
               <w:left w:val="single" w:color="000000" w:sz="4"/>
@@ -1923,7 +2310,7 @@
         </w:tc>
         <w:tc>
           <w:tcPr>
-            <w:tcW w:type="dxa" w:w="3174"/>
+            <w:tcW w:type="dxa" w:w="2607"/>
             <w:tcBorders>
               <w:top w:val="single" w:color="000000" w:sz="4"/>
               <w:left w:val="single" w:color="000000" w:sz="4"/>
@@ -1955,7 +2342,7 @@
         </w:tc>
         <w:tc>
           <w:tcPr>
-            <w:tcW w:type="dxa" w:w="1927"/>
+            <w:tcW w:type="dxa" w:w="1700"/>
             <w:tcBorders>
               <w:top w:val="single" w:color="000000" w:sz="4"/>
               <w:left w:val="single" w:color="000000" w:sz="4"/>
@@ -1985,147 +2372,9 @@
             </w:r>
           </w:p>
         </w:tc>
-      </w:tr>
-      <w:tr>
-        <w:trPr>
-          <w:trHeight w:val="510" w:hRule="atLeast"/>
-        </w:trPr>
-        <w:tc>
-          <w:tcPr>
-            <w:tcW w:type="dxa" w:w="566"/>
-            <w:tcBorders>
-              <w:top w:val="single" w:color="000000" w:sz="4"/>
-              <w:left w:val="single" w:color="000000" w:sz="4"/>
-              <w:bottom w:val="single" w:color="000000" w:sz="4"/>
-              <w:right w:val="single" w:color="000000" w:sz="4"/>
-            </w:tcBorders>
-            <w:shd w:fill="ffffff" w:color="auto" w:val="clear"/>
-            <w:tcMar>
-              <w:top w:type="dxa" w:w="170"/>
-              <w:left w:type="dxa" w:w="170"/>
-              <w:bottom w:type="dxa" w:w="170"/>
-              <w:right w:type="dxa" w:w="170"/>
-            </w:tcMar>
-            <w:vAlign w:val="center"/>
-          </w:tcPr>
-          <w:p>
-            <w:pPr>
-              <w:jc w:val="left"/>
-            </w:pPr>
-            <w:r>
-              <w:rPr>
-                <w:rFonts w:ascii="NanumGothic" w:cs="NanumGothic" w:eastAsia="NanumGothic" w:hAnsi="NanumGothic"/>
-                <w:sz w:val="20"/>
-                <w:szCs w:val="20"/>
-              </w:rPr>
-              <w:t xml:space="preserve"/>
-            </w:r>
-          </w:p>
-        </w:tc>
-        <w:tc>
-          <w:tcPr>
-            <w:tcW w:type="dxa" w:w="3968"/>
-            <w:tcBorders>
-              <w:top w:val="single" w:color="000000" w:sz="4"/>
-              <w:left w:val="single" w:color="000000" w:sz="4"/>
-              <w:bottom w:val="single" w:color="000000" w:sz="4"/>
-              <w:right w:val="single" w:color="000000" w:sz="4"/>
-            </w:tcBorders>
-            <w:shd w:fill="ffffff" w:color="auto" w:val="clear"/>
-            <w:tcMar>
-              <w:top w:type="dxa" w:w="170"/>
-              <w:left w:type="dxa" w:w="170"/>
-              <w:bottom w:type="dxa" w:w="170"/>
-              <w:right w:type="dxa" w:w="170"/>
-            </w:tcMar>
-            <w:vAlign w:val="center"/>
-          </w:tcPr>
-          <w:p>
-            <w:pPr>
-              <w:jc w:val="left"/>
-            </w:pPr>
-            <w:r>
-              <w:rPr>
-                <w:rFonts w:ascii="NanumGothic" w:cs="NanumGothic" w:eastAsia="NanumGothic" w:hAnsi="NanumGothic"/>
-                <w:sz w:val="20"/>
-                <w:szCs w:val="20"/>
-              </w:rPr>
-              <w:t xml:space="preserve"/>
-            </w:r>
-          </w:p>
-        </w:tc>
-        <w:tc>
-          <w:tcPr>
-            <w:tcW w:type="dxa" w:w="3174"/>
-            <w:tcBorders>
-              <w:top w:val="single" w:color="000000" w:sz="4"/>
-              <w:left w:val="single" w:color="000000" w:sz="4"/>
-              <w:bottom w:val="single" w:color="000000" w:sz="4"/>
-              <w:right w:val="single" w:color="000000" w:sz="4"/>
-            </w:tcBorders>
-            <w:shd w:fill="ffffff" w:color="auto" w:val="clear"/>
-            <w:tcMar>
-              <w:top w:type="dxa" w:w="170"/>
-              <w:left w:type="dxa" w:w="170"/>
-              <w:bottom w:type="dxa" w:w="170"/>
-              <w:right w:type="dxa" w:w="170"/>
-            </w:tcMar>
-            <w:vAlign w:val="center"/>
-          </w:tcPr>
-          <w:p>
-            <w:pPr>
-              <w:jc w:val="left"/>
-            </w:pPr>
-            <w:r>
-              <w:rPr>
-                <w:rFonts w:ascii="NanumGothic" w:cs="NanumGothic" w:eastAsia="NanumGothic" w:hAnsi="NanumGothic"/>
-                <w:sz w:val="20"/>
-                <w:szCs w:val="20"/>
-              </w:rPr>
-              <w:t xml:space="preserve"/>
-            </w:r>
-          </w:p>
-        </w:tc>
-        <w:tc>
-          <w:tcPr>
-            <w:tcW w:type="dxa" w:w="1927"/>
-            <w:tcBorders>
-              <w:top w:val="single" w:color="000000" w:sz="4"/>
-              <w:left w:val="single" w:color="000000" w:sz="4"/>
-              <w:bottom w:val="single" w:color="000000" w:sz="4"/>
-              <w:right w:val="single" w:color="000000" w:sz="4"/>
-            </w:tcBorders>
-            <w:shd w:fill="ffffff" w:color="auto" w:val="clear"/>
-            <w:tcMar>
-              <w:top w:type="dxa" w:w="170"/>
-              <w:left w:type="dxa" w:w="170"/>
-              <w:bottom w:type="dxa" w:w="170"/>
-              <w:right w:type="dxa" w:w="170"/>
-            </w:tcMar>
-            <w:vAlign w:val="center"/>
-          </w:tcPr>
-          <w:p>
-            <w:pPr>
-              <w:jc w:val="left"/>
-            </w:pPr>
-            <w:r>
-              <w:rPr>
-                <w:rFonts w:ascii="NanumGothic" w:cs="NanumGothic" w:eastAsia="NanumGothic" w:hAnsi="NanumGothic"/>
-                <w:sz w:val="20"/>
-                <w:szCs w:val="20"/>
-              </w:rPr>
-              <w:t xml:space="preserve"/>
-            </w:r>
-          </w:p>
-        </w:tc>
-      </w:tr>
-      <w:tr>
-        <w:trPr>
-          <w:trHeight w:val="510" w:hRule="atLeast"/>
-        </w:trPr>
-        <w:tc>
-          <w:tcPr>
-            <w:tcW w:type="dxa" w:w="566"/>
+        <w:tc>
+          <w:tcPr>
+            <w:tcW w:type="dxa" w:w="1360"/>
             <w:tcBorders>
               <w:top w:val="single" w:color="000000" w:sz="4"/>
               <w:left w:val="single" w:color="000000" w:sz="4"/>
@@ -2133,235 +2382,6 @@
               <w:right w:val="single" w:color="000000" w:sz="4"/>
             </w:tcBorders>
             <w:shd w:fill="F5F5F5" w:color="auto" w:val="clear"/>
-            <w:tcMar>
-              <w:top w:type="dxa" w:w="170"/>
-              <w:left w:type="dxa" w:w="170"/>
-              <w:bottom w:type="dxa" w:w="170"/>
-              <w:right w:type="dxa" w:w="170"/>
-            </w:tcMar>
-            <w:vAlign w:val="center"/>
-          </w:tcPr>
-          <w:p>
-            <w:pPr>
-              <w:jc w:val="left"/>
-            </w:pPr>
-            <w:r>
-              <w:rPr>
-                <w:rFonts w:ascii="NanumGothic" w:cs="NanumGothic" w:eastAsia="NanumGothic" w:hAnsi="NanumGothic"/>
-                <w:sz w:val="20"/>
-                <w:szCs w:val="20"/>
-              </w:rPr>
-              <w:t xml:space="preserve"/>
-            </w:r>
-          </w:p>
-        </w:tc>
-        <w:tc>
-          <w:tcPr>
-            <w:tcW w:type="dxa" w:w="3968"/>
-            <w:tcBorders>
-              <w:top w:val="single" w:color="000000" w:sz="4"/>
-              <w:left w:val="single" w:color="000000" w:sz="4"/>
-              <w:bottom w:val="single" w:color="000000" w:sz="4"/>
-              <w:right w:val="single" w:color="000000" w:sz="4"/>
-            </w:tcBorders>
-            <w:shd w:fill="F5F5F5" w:color="auto" w:val="clear"/>
-            <w:tcMar>
-              <w:top w:type="dxa" w:w="170"/>
-              <w:left w:type="dxa" w:w="170"/>
-              <w:bottom w:type="dxa" w:w="170"/>
-              <w:right w:type="dxa" w:w="170"/>
-            </w:tcMar>
-            <w:vAlign w:val="center"/>
-          </w:tcPr>
-          <w:p>
-            <w:pPr>
-              <w:jc w:val="left"/>
-            </w:pPr>
-            <w:r>
-              <w:rPr>
-                <w:rFonts w:ascii="NanumGothic" w:cs="NanumGothic" w:eastAsia="NanumGothic" w:hAnsi="NanumGothic"/>
-                <w:sz w:val="20"/>
-                <w:szCs w:val="20"/>
-              </w:rPr>
-              <w:t xml:space="preserve"/>
-            </w:r>
-          </w:p>
-        </w:tc>
-        <w:tc>
-          <w:tcPr>
-            <w:tcW w:type="dxa" w:w="3174"/>
-            <w:tcBorders>
-              <w:top w:val="single" w:color="000000" w:sz="4"/>
-              <w:left w:val="single" w:color="000000" w:sz="4"/>
-              <w:bottom w:val="single" w:color="000000" w:sz="4"/>
-              <w:right w:val="single" w:color="000000" w:sz="4"/>
-            </w:tcBorders>
-            <w:shd w:fill="F5F5F5" w:color="auto" w:val="clear"/>
-            <w:tcMar>
-              <w:top w:type="dxa" w:w="170"/>
-              <w:left w:type="dxa" w:w="170"/>
-              <w:bottom w:type="dxa" w:w="170"/>
-              <w:right w:type="dxa" w:w="170"/>
-            </w:tcMar>
-            <w:vAlign w:val="center"/>
-          </w:tcPr>
-          <w:p>
-            <w:pPr>
-              <w:jc w:val="left"/>
-            </w:pPr>
-            <w:r>
-              <w:rPr>
-                <w:rFonts w:ascii="NanumGothic" w:cs="NanumGothic" w:eastAsia="NanumGothic" w:hAnsi="NanumGothic"/>
-                <w:sz w:val="20"/>
-                <w:szCs w:val="20"/>
-              </w:rPr>
-              <w:t xml:space="preserve"/>
-            </w:r>
-          </w:p>
-        </w:tc>
-        <w:tc>
-          <w:tcPr>
-            <w:tcW w:type="dxa" w:w="1927"/>
-            <w:tcBorders>
-              <w:top w:val="single" w:color="000000" w:sz="4"/>
-              <w:left w:val="single" w:color="000000" w:sz="4"/>
-              <w:bottom w:val="single" w:color="000000" w:sz="4"/>
-              <w:right w:val="single" w:color="000000" w:sz="4"/>
-            </w:tcBorders>
-            <w:shd w:fill="F5F5F5" w:color="auto" w:val="clear"/>
-            <w:tcMar>
-              <w:top w:type="dxa" w:w="170"/>
-              <w:left w:type="dxa" w:w="170"/>
-              <w:bottom w:type="dxa" w:w="170"/>
-              <w:right w:type="dxa" w:w="170"/>
-            </w:tcMar>
-            <w:vAlign w:val="center"/>
-          </w:tcPr>
-          <w:p>
-            <w:pPr>
-              <w:jc w:val="left"/>
-            </w:pPr>
-            <w:r>
-              <w:rPr>
-                <w:rFonts w:ascii="NanumGothic" w:cs="NanumGothic" w:eastAsia="NanumGothic" w:hAnsi="NanumGothic"/>
-                <w:sz w:val="20"/>
-                <w:szCs w:val="20"/>
-              </w:rPr>
-              <w:t xml:space="preserve"/>
-            </w:r>
-          </w:p>
-        </w:tc>
-      </w:tr>
-      <w:tr>
-        <w:trPr>
-          <w:trHeight w:val="510" w:hRule="atLeast"/>
-        </w:trPr>
-        <w:tc>
-          <w:tcPr>
-            <w:tcW w:type="dxa" w:w="566"/>
-            <w:tcBorders>
-              <w:top w:val="single" w:color="000000" w:sz="4"/>
-              <w:left w:val="single" w:color="000000" w:sz="4"/>
-              <w:bottom w:val="single" w:color="000000" w:sz="4"/>
-              <w:right w:val="single" w:color="000000" w:sz="4"/>
-            </w:tcBorders>
-            <w:shd w:fill="ffffff" w:color="auto" w:val="clear"/>
-            <w:tcMar>
-              <w:top w:type="dxa" w:w="170"/>
-              <w:left w:type="dxa" w:w="170"/>
-              <w:bottom w:type="dxa" w:w="170"/>
-              <w:right w:type="dxa" w:w="170"/>
-            </w:tcMar>
-            <w:vAlign w:val="center"/>
-          </w:tcPr>
-          <w:p>
-            <w:pPr>
-              <w:jc w:val="left"/>
-            </w:pPr>
-            <w:r>
-              <w:rPr>
-                <w:rFonts w:ascii="NanumGothic" w:cs="NanumGothic" w:eastAsia="NanumGothic" w:hAnsi="NanumGothic"/>
-                <w:sz w:val="20"/>
-                <w:szCs w:val="20"/>
-              </w:rPr>
-              <w:t xml:space="preserve"/>
-            </w:r>
-          </w:p>
-        </w:tc>
-        <w:tc>
-          <w:tcPr>
-            <w:tcW w:type="dxa" w:w="3968"/>
-            <w:tcBorders>
-              <w:top w:val="single" w:color="000000" w:sz="4"/>
-              <w:left w:val="single" w:color="000000" w:sz="4"/>
-              <w:bottom w:val="single" w:color="000000" w:sz="4"/>
-              <w:right w:val="single" w:color="000000" w:sz="4"/>
-            </w:tcBorders>
-            <w:shd w:fill="ffffff" w:color="auto" w:val="clear"/>
-            <w:tcMar>
-              <w:top w:type="dxa" w:w="170"/>
-              <w:left w:type="dxa" w:w="170"/>
-              <w:bottom w:type="dxa" w:w="170"/>
-              <w:right w:type="dxa" w:w="170"/>
-            </w:tcMar>
-            <w:vAlign w:val="center"/>
-          </w:tcPr>
-          <w:p>
-            <w:pPr>
-              <w:jc w:val="left"/>
-            </w:pPr>
-            <w:r>
-              <w:rPr>
-                <w:rFonts w:ascii="NanumGothic" w:cs="NanumGothic" w:eastAsia="NanumGothic" w:hAnsi="NanumGothic"/>
-                <w:sz w:val="20"/>
-                <w:szCs w:val="20"/>
-              </w:rPr>
-              <w:t xml:space="preserve"/>
-            </w:r>
-          </w:p>
-        </w:tc>
-        <w:tc>
-          <w:tcPr>
-            <w:tcW w:type="dxa" w:w="3174"/>
-            <w:tcBorders>
-              <w:top w:val="single" w:color="000000" w:sz="4"/>
-              <w:left w:val="single" w:color="000000" w:sz="4"/>
-              <w:bottom w:val="single" w:color="000000" w:sz="4"/>
-              <w:right w:val="single" w:color="000000" w:sz="4"/>
-            </w:tcBorders>
-            <w:shd w:fill="ffffff" w:color="auto" w:val="clear"/>
-            <w:tcMar>
-              <w:top w:type="dxa" w:w="170"/>
-              <w:left w:type="dxa" w:w="170"/>
-              <w:bottom w:type="dxa" w:w="170"/>
-              <w:right w:type="dxa" w:w="170"/>
-            </w:tcMar>
-            <w:vAlign w:val="center"/>
-          </w:tcPr>
-          <w:p>
-            <w:pPr>
-              <w:jc w:val="left"/>
-            </w:pPr>
-            <w:r>
-              <w:rPr>
-                <w:rFonts w:ascii="NanumGothic" w:cs="NanumGothic" w:eastAsia="NanumGothic" w:hAnsi="NanumGothic"/>
-                <w:sz w:val="20"/>
-                <w:szCs w:val="20"/>
-              </w:rPr>
-              <w:t xml:space="preserve"/>
-            </w:r>
-          </w:p>
-        </w:tc>
-        <w:tc>
-          <w:tcPr>
-            <w:tcW w:type="dxa" w:w="1927"/>
-            <w:tcBorders>
-              <w:top w:val="single" w:color="000000" w:sz="4"/>
-              <w:left w:val="single" w:color="000000" w:sz="4"/>
-              <w:bottom w:val="single" w:color="000000" w:sz="4"/>
-              <w:right w:val="single" w:color="000000" w:sz="4"/>
-            </w:tcBorders>
-            <w:shd w:fill="ffffff" w:color="auto" w:val="clear"/>
             <w:tcMar>
               <w:top w:type="dxa" w:w="170"/>
               <w:left w:type="dxa" w:w="170"/>
@@ -2444,7 +2464,7 @@
                 <w:sz w:val="20"/>
                 <w:szCs w:val="20"/>
               </w:rPr>
-              <w:t xml:space="preserve">종합 평가 의견</w:t>
+              <w:t xml:space="preserve">개선 권고사항</w:t>
             </w:r>
           </w:p>
         </w:tc>
@@ -2501,9 +2521,8 @@
         <w:tblLayout w:type="fixed"/>
       </w:tblPr>
       <w:tblGrid>
-        <w:gridCol w:w="3212"/>
-        <w:gridCol w:w="3212"/>
-        <w:gridCol w:w="3212"/>
+        <w:gridCol w:w="4819"/>
+        <w:gridCol w:w="4819"/>
       </w:tblGrid>
       <w:tr>
         <w:trPr>
@@ -2511,7 +2530,7 @@
         </w:trPr>
         <w:tc>
           <w:tcPr>
-            <w:tcW w:type="dxa" w:w="3212"/>
+            <w:tcW w:type="dxa" w:w="4819"/>
             <w:tcBorders>
               <w:top w:val="single" w:color="000000" w:sz="6"/>
               <w:left w:val="single" w:color="000000" w:sz="6"/>
@@ -2539,13 +2558,13 @@
                 <w:sz w:val="20"/>
                 <w:szCs w:val="20"/>
               </w:rPr>
-              <w:t xml:space="preserve">평가자</w:t>
-            </w:r>
-          </w:p>
-        </w:tc>
-        <w:tc>
-          <w:tcPr>
-            <w:tcW w:type="dxa" w:w="3212"/>
+              <w:t xml:space="preserve">피평가자</w:t>
+            </w:r>
+          </w:p>
+        </w:tc>
+        <w:tc>
+          <w:tcPr>
+            <w:tcW w:type="dxa" w:w="4819"/>
             <w:tcBorders>
               <w:top w:val="single" w:color="000000" w:sz="6"/>
               <w:left w:val="single" w:color="000000" w:sz="6"/>
@@ -2573,41 +2592,7 @@
                 <w:sz w:val="20"/>
                 <w:szCs w:val="20"/>
               </w:rPr>
-              <w:t xml:space="preserve">검토자</w:t>
-            </w:r>
-          </w:p>
-        </w:tc>
-        <w:tc>
-          <w:tcPr>
-            <w:tcW w:type="dxa" w:w="3212"/>
-            <w:tcBorders>
-              <w:top w:val="single" w:color="000000" w:sz="6"/>
-              <w:left w:val="single" w:color="000000" w:sz="6"/>
-              <w:bottom w:val="single" w:color="000000" w:sz="6"/>
-              <w:right w:val="single" w:color="000000" w:sz="6"/>
-            </w:tcBorders>
-            <w:shd w:fill="E8E8E8" w:color="auto" w:val="clear"/>
-            <w:tcMar>
-              <w:top w:type="dxa" w:w="170"/>
-              <w:left w:type="dxa" w:w="170"/>
-              <w:bottom w:type="dxa" w:w="170"/>
-              <w:right w:type="dxa" w:w="170"/>
-            </w:tcMar>
-            <w:vAlign w:val="center"/>
-          </w:tcPr>
-          <w:p>
-            <w:pPr>
-              <w:jc w:val="center"/>
-            </w:pPr>
-            <w:r>
-              <w:rPr>
-                <w:rFonts w:ascii="NanumGothic" w:cs="NanumGothic" w:eastAsia="NanumGothic" w:hAnsi="NanumGothic"/>
-                <w:b/>
-                <w:bCs/>
-                <w:sz w:val="20"/>
-                <w:szCs w:val="20"/>
-              </w:rPr>
-              <w:t xml:space="preserve">승인자</w:t>
+              <w:t xml:space="preserve">평가자</w:t>
             </w:r>
           </w:p>
         </w:tc>
@@ -2618,7 +2603,7 @@
         </w:trPr>
         <w:tc>
           <w:tcPr>
-            <w:tcW w:type="dxa" w:w="3212"/>
+            <w:tcW w:type="dxa" w:w="4819"/>
             <w:tcBorders>
               <w:top w:val="single" w:color="000000" w:sz="6"/>
               <w:left w:val="single" w:color="000000" w:sz="6"/>
@@ -2640,29 +2625,7 @@
         </w:tc>
         <w:tc>
           <w:tcPr>
-            <w:tcW w:type="dxa" w:w="3212"/>
-            <w:tcBorders>
-              <w:top w:val="single" w:color="000000" w:sz="6"/>
-              <w:left w:val="single" w:color="000000" w:sz="6"/>
-              <w:bottom w:val="single" w:color="000000" w:sz="6"/>
-              <w:right w:val="single" w:color="000000" w:sz="6"/>
-            </w:tcBorders>
-            <w:tcMar>
-              <w:top w:type="dxa" w:w="170"/>
-              <w:left w:type="dxa" w:w="170"/>
-              <w:bottom w:type="dxa" w:w="170"/>
-              <w:right w:type="dxa" w:w="170"/>
-            </w:tcMar>
-          </w:tcPr>
-          <w:p>
-            <w:r>
-              <w:t xml:space="preserve"/>
-            </w:r>
-          </w:p>
-        </w:tc>
-        <w:tc>
-          <w:tcPr>
-            <w:tcW w:type="dxa" w:w="3212"/>
+            <w:tcW w:type="dxa" w:w="4819"/>
             <w:tcBorders>
               <w:top w:val="single" w:color="000000" w:sz="6"/>
               <w:left w:val="single" w:color="000000" w:sz="6"/>
